--- a/paper/paper_v1.docx
+++ b/paper/paper_v1.docx
@@ -339,7 +339,7 @@
         <w:pStyle w:val="FirstParagraph"/>
       </w:pPr>
       <w:r>
-        <w:t xml:space="preserve">In June 2025, at the IIT Bombay Makerspace, I built MineRoverX, an autonomous rover that sweeps a metal detector across the ground for landmine detection. The detector module had no data output — it signalled only by sounding a buzzer — so I soldered a connection from the buzzer into the rover’s microcontroller. While documenting the rover, I noted that the detector needed recalibrating</w:t>
+        <w:t xml:space="preserve">In June 2025, at the IIT Bombay Makerspace, I built MineRoverX [7], an autonomous rover that sweeps a metal detector across the ground for landmine detection. The detector module had no data output — it signalled only by sounding a buzzer — so I soldered a connection from the buzzer into the rover’s microcontroller. While documenting the rover, I noted that the detector needed recalibrating</w:t>
       </w:r>
       <w:r>
         <w:t xml:space="preserve"> </w:t>
@@ -362,7 +362,7 @@
         <w:pStyle w:val="BodyText"/>
       </w:pPr>
       <w:r>
-        <w:t xml:space="preserve">That question is not specific to my rover. Handheld detectors used in humanitarian demining, utility location and inspection are almost all battery powered, and the supply falls throughout a session. If range changes with voltage, a detector that clears ground with a fresh battery may not clear it with a tired one — or may begin to false-alarm.</w:t>
+        <w:t xml:space="preserve">That question is not specific to my rover. Handheld detectors used in humanitarian demining, utility location and inspection [6] are almost all battery powered, and the supply falls throughout a session. If range changes with voltage, a detector that clears ground with a fresh battery may not clear it with a tired one — or may begin to false-alarm.</w:t>
       </w:r>
     </w:p>
     <w:p>
@@ -450,7 +450,7 @@
         <w:pStyle w:val="FirstParagraph"/>
       </w:pPr>
       <w:r>
-        <w:t xml:space="preserve">The module is a commercial induction metal detector (ProtoSupplies MOD-43 type) with a square spiral coil printed on the circuit board. Its schematic shows a transformer-feedback, tuned-collector oscillator running at roughly 300 kHz: the tank</w:t>
+        <w:t xml:space="preserve">The module is a commercial induction metal detector (ProtoSupplies MOD-43 type) with a square spiral coil printed on the circuit board. Its schematic [4] shows a transformer-feedback, tuned-collector oscillator running at roughly 300 kHz: the tank</w:t>
       </w:r>
       <w:r>
         <w:t xml:space="preserve"> </w:t>
@@ -557,7 +557,7 @@
         </m:r>
       </m:oMath>
       <w:r>
-        <w:t xml:space="preserve">, the Biot–Savart law gives the field on its axis at distance</w:t>
+        <w:t xml:space="preserve">, the Biot–Savart law [1] gives the field on its axis at distance</w:t>
       </w:r>
       <w:r>
         <w:t xml:space="preserve"> </w:t>
@@ -953,7 +953,7 @@
         </m:r>
       </m:oMath>
       <w:r>
-        <w:t xml:space="preserve">, so by Faraday’s law the target experiences an EMF</w:t>
+        <w:t xml:space="preserve">, so by Faraday’s law [1, 3] the target experiences an EMF</w:t>
       </w:r>
       <w:r>
         <w:t xml:space="preserve"> </w:t>
@@ -1067,7 +1067,7 @@
         <w:t xml:space="preserve"> </w:t>
       </w:r>
       <w:r>
-        <w:t xml:space="preserve">at every step: the EMF is proportional to the rate of change of flux, the current to the EMF, and the moment to the current. By Lenz’s law, the eddy currents oppose the change that produced them.</w:t>
+        <w:t xml:space="preserve">at every step: the EMF is proportional to the rate of change of flux, the current to the EMF, and the moment to the current. By Lenz’s law [2, 3], the eddy currents oppose the change that produced them.</w:t>
       </w:r>
     </w:p>
     <w:bookmarkEnd w:id="24"/>
@@ -1174,7 +1174,7 @@
         </m:sSub>
       </m:oMath>
       <w:r>
-        <w:t xml:space="preserve">; Neumann’s formula is unchanged when the two loops are swapped). The target therefore reflects an impedance proportional to</w:t>
+        <w:t xml:space="preserve">; Neumann’s formula [1] is unchanged when the two loops are swapped). The target therefore reflects an impedance proportional to</w:t>
       </w:r>
       <w:r>
         <w:t xml:space="preserve"> </w:t>
@@ -4885,7 +4885,7 @@
               <w:jc w:val="left"/>
             </w:pPr>
             <w:r>
-              <w:t xml:space="preserve">official specification; diameter and magnetism checked</w:t>
+              <w:t xml:space="preserve">official specification [5]; diameter and magnetism checked</w:t>
             </w:r>
           </w:p>
         </w:tc>
@@ -6499,31 +6499,6 @@
       </w:r>
       <w:r>
         <w:t xml:space="preserve">, Oxford University Press.</w:t>
-      </w:r>
-    </w:p>
-    <w:p>
-      <w:pPr>
-        <w:numPr>
-          <w:ilvl w:val="0"/>
-          <w:numId w:val="1004"/>
-        </w:numPr>
-        <w:pStyle w:val="Compact"/>
-      </w:pPr>
-      <w:r>
-        <w:t xml:space="preserve">D. J. C. MacKay,</w:t>
-      </w:r>
-      <w:r>
-        <w:t xml:space="preserve"> </w:t>
-      </w:r>
-      <w:r>
-        <w:rPr>
-          <w:iCs/>
-          <w:i/>
-        </w:rPr>
-        <w:t xml:space="preserve">Sustainable Energy — without the Hot Air</w:t>
-      </w:r>
-      <w:r>
-        <w:t xml:space="preserve">, UIT Cambridge.</w:t>
       </w:r>
     </w:p>
     <w:p>

--- a/paper/paper_v1.docx
+++ b/paper/paper_v1.docx
@@ -339,7 +339,7 @@
         <w:pStyle w:val="FirstParagraph"/>
       </w:pPr>
       <w:r>
-        <w:t xml:space="preserve">In June 2025, at the IIT Bombay Makerspace, I built MineRoverX [7], an autonomous rover that sweeps a metal detector across the ground for landmine detection. The detector module had no data output — it signalled only by sounding a buzzer — so I soldered a connection from the buzzer into the rover’s microcontroller. While documenting the rover, I noted that the detector needed recalibrating</w:t>
+        <w:t xml:space="preserve">In June 2025, at the IIT Bombay Makerspace, I built MineRoverX [6], an autonomous rover that sweeps a metal detector across the ground for landmine detection. The detector module had no data output — it signalled only by sounding a buzzer — so I soldered a connection from the buzzer into the rover’s microcontroller. While documenting the rover, I noted that the detector needed recalibrating</w:t>
       </w:r>
       <w:r>
         <w:t xml:space="preserve"> </w:t>
@@ -362,7 +362,7 @@
         <w:pStyle w:val="BodyText"/>
       </w:pPr>
       <w:r>
-        <w:t xml:space="preserve">That question is not specific to my rover. Handheld detectors used in humanitarian demining, utility location and inspection [6] are almost all battery powered, and the supply falls throughout a session. If range changes with voltage, a detector that clears ground with a fresh battery may not clear it with a tired one — or may begin to false-alarm.</w:t>
+        <w:t xml:space="preserve">That question is not specific to my rover. Handheld detectors used in humanitarian demining, utility location and inspection are almost all battery powered, and the supply falls throughout a session. If range changes with voltage, a detector that clears ground with a fresh battery may not clear it with a tired one — or may begin to false-alarm.</w:t>
       </w:r>
     </w:p>
     <w:p>
@@ -423,7 +423,30 @@
         <w:t xml:space="preserve"> </w:t>
       </w:r>
       <w:r>
-        <w:t xml:space="preserve">at fixed distance, which is about a hundred times more precise than measuring distance directly; and (iv) an uncertainty analysis. Measurements will be reported in Version 2.</w:t>
+        <w:t xml:space="preserve">at fixed distance, in which voltage is read about 30× more finely than distance, though distance error still enters through</w:t>
+      </w:r>
+      <w:r>
+        <w:t xml:space="preserve"> </w:t>
+      </w:r>
+      <m:oMath>
+        <m:sSup>
+          <m:e>
+            <m:r>
+              <m:t>g</m:t>
+            </m:r>
+          </m:e>
+          <m:sup>
+            <m:r>
+              <m:t>2</m:t>
+            </m:r>
+          </m:sup>
+        </m:sSup>
+      </m:oMath>
+      <w:r>
+        <w:t xml:space="preserve"> </w:t>
+      </w:r>
+      <w:r>
+        <w:t xml:space="preserve">and is controlled with calipered spacers; and (iv) an uncertainty analysis. Measurements will be reported in Version 2.</w:t>
       </w:r>
     </w:p>
     <w:bookmarkEnd w:id="21"/>
@@ -450,7 +473,22 @@
         <w:pStyle w:val="FirstParagraph"/>
       </w:pPr>
       <w:r>
-        <w:t xml:space="preserve">The module is a commercial induction metal detector (ProtoSupplies MOD-43 type) with a square spiral coil printed on the circuit board. Its schematic [4] shows a transformer-feedback, tuned-collector oscillator running at roughly 300 kHz: the tank</w:t>
+        <w:t xml:space="preserve">The module is a commercial induction metal detector, silkscreened</w:t>
+      </w:r>
+      <w:r>
+        <w:t xml:space="preserve"> </w:t>
+      </w:r>
+      <w:r>
+        <w:rPr>
+          <w:rStyle w:val="VerbatimChar"/>
+        </w:rPr>
+        <w:t xml:space="preserve">MetalDetector_V2.3 (303METALDET)</w:t>
+      </w:r>
+      <w:r>
+        <w:t xml:space="preserve"> </w:t>
+      </w:r>
+      <w:r>
+        <w:t xml:space="preserve">and matched by eye to the ProtoSupplies MOD-43 with a square spiral coil printed on the circuit board. Its schematic [4] shows a transformer-feedback, tuned-collector oscillator running at roughly 300 kHz: the tank</w:t>
       </w:r>
       <w:r>
         <w:t xml:space="preserve"> </w:t>
@@ -3656,7 +3694,7 @@
         <w:t xml:space="preserve"> </w:t>
       </w:r>
       <w:r>
-        <w:t xml:space="preserve">mm recalled, to be re-measured), for a single lithium-ion cell discharging from 4.2 V to 3.2 V:</w:t>
+        <w:t xml:space="preserve">mm recalled), for a single lithium-ion cell discharging from 4.2 V to 3.2 V:</w:t>
       </w:r>
     </w:p>
     <w:tbl>
@@ -3984,6 +4022,66 @@
         </w:tc>
       </w:tr>
     </w:tbl>
+    <w:p>
+      <w:pPr>
+        <w:pStyle w:val="BodyText"/>
+      </w:pPr>
+      <w:r>
+        <w:rPr>
+          <w:bCs/>
+          <w:b/>
+        </w:rPr>
+        <w:t xml:space="preserve">Note added 15 October 2026.</w:t>
+      </w:r>
+      <w:r>
+        <w:t xml:space="preserve"> </w:t>
+      </w:r>
+      <w:r>
+        <w:t xml:space="preserve">The recalled range of about 50 mm is contradicted by the pilot, in which the coin produced no alarm at 20 mm at 5.00 V; the true range at 5.00 V is therefore shorter than 20 mm and will be re-measured before Block 1. The table above is computed at the recalled 50 mm and is left unchanged, because</w:t>
+      </w:r>
+      <w:r>
+        <w:t xml:space="preserve"> </w:t>
+      </w:r>
+      <w:r>
+        <w:rPr>
+          <w:rStyle w:val="VerbatimChar"/>
+        </w:rPr>
+        <w:t xml:space="preserve">theory/predictions.md</w:t>
+      </w:r>
+      <w:r>
+        <w:t xml:space="preserve"> </w:t>
+      </w:r>
+      <w:r>
+        <w:t xml:space="preserve">was frozen at the first data commit. It stands as an illustration that the hypotheses are numerically separable, not as a prediction for the true geometry. The slopes and the</w:t>
+      </w:r>
+      <w:r>
+        <w:t xml:space="preserve"> </w:t>
+      </w:r>
+      <m:oMath>
+        <m:sSub>
+          <m:e>
+            <m:r>
+              <m:t>n</m:t>
+            </m:r>
+          </m:e>
+          <m:sub>
+            <m:r>
+              <m:rPr>
+                <m:nor/>
+                <m:sty m:val="p"/>
+              </m:rPr>
+              <m:t>eff</m:t>
+            </m:r>
+          </m:sub>
+        </m:sSub>
+      </m:oMath>
+      <w:r>
+        <w:t xml:space="preserve"> </w:t>
+      </w:r>
+      <w:r>
+        <w:t xml:space="preserve">table below do not depend on this figure.</w:t>
+      </w:r>
+    </w:p>
     <w:p>
       <w:pPr>
         <w:pStyle w:val="BodyText"/>
@@ -5025,7 +5123,17 @@
               <w:jc w:val="left"/>
             </w:pPr>
             <w:r>
-              <w:t xml:space="preserve">Buzzer disconnected for the main run; 10 kΩ pull-down role taken by the divider; sensitivity trimmer R3 fixed with a witness mark</w:t>
+              <w:t xml:space="preserve">Buzzer disconnected for the main run; 10 kΩ pull-down role taken by the divider; sensitivity trimmer R3</w:t>
+            </w:r>
+            <w:r>
+              <w:t xml:space="preserve"> </w:t>
+            </w:r>
+            <w:r>
+              <w:rPr>
+                <w:bCs/>
+                <w:b/>
+              </w:rPr>
+              <w:t xml:space="preserve">to be fixed with a witness mark before Block 1</w:t>
             </w:r>
           </w:p>
         </w:tc>
@@ -5051,7 +5159,7 @@
               <w:jc w:val="left"/>
             </w:pPr>
             <w:r>
-              <w:t xml:space="preserve">Environment</w:t>
+              <w:t xml:space="preserve">Spacers</w:t>
             </w:r>
           </w:p>
         </w:tc>
@@ -5063,7 +5171,7 @@
               <w:jc w:val="left"/>
             </w:pPr>
             <w:r>
-              <w:t xml:space="preserve">Room temperature by thermometer at the start and end of each block</w:t>
+              <w:t xml:space="preserve">Non-metallic, thickness to be measured with a vernier caliper (0.1 mm)</w:t>
             </w:r>
           </w:p>
         </w:tc>
@@ -5075,6 +5183,48 @@
               <w:jc w:val="left"/>
             </w:pPr>
             <w:r>
+              <w:rPr>
+                <w:bCs/>
+                <w:b/>
+              </w:rPr>
+              <w:t xml:space="preserve">not yet acquired — the only instrument recorded so far is a 1 mm ruler</w:t>
+            </w:r>
+          </w:p>
+        </w:tc>
+      </w:tr>
+      <w:tr>
+        <w:tc>
+          <w:tcPr/>
+          <w:p>
+            <w:pPr>
+              <w:pStyle w:val="Compact"/>
+              <w:jc w:val="left"/>
+            </w:pPr>
+            <w:r>
+              <w:t xml:space="preserve">Environment</w:t>
+            </w:r>
+          </w:p>
+        </w:tc>
+        <w:tc>
+          <w:tcPr/>
+          <w:p>
+            <w:pPr>
+              <w:pStyle w:val="Compact"/>
+              <w:jc w:val="left"/>
+            </w:pPr>
+            <w:r>
+              <w:t xml:space="preserve">Room temperature by thermometer at the start and end of each block</w:t>
+            </w:r>
+          </w:p>
+        </w:tc>
+        <w:tc>
+          <w:tcPr/>
+          <w:p>
+            <w:pPr>
+              <w:pStyle w:val="Compact"/>
+              <w:jc w:val="left"/>
+            </w:pPr>
+            <w:r>
               <w:t xml:space="preserve">—</w:t>
             </w:r>
           </w:p>
@@ -5141,6 +5291,28 @@
       </w:pPr>
       <w:r>
         <w:t xml:space="preserve">5. Method</w:t>
+      </w:r>
+    </w:p>
+    <w:p>
+      <w:pPr>
+        <w:numPr>
+          <w:ilvl w:val="0"/>
+          <w:numId w:val="1002"/>
+        </w:numPr>
+        <w:pStyle w:val="Compact"/>
+      </w:pPr>
+      <w:r>
+        <w:rPr>
+          <w:bCs/>
+          <w:b/>
+        </w:rPr>
+        <w:t xml:space="preserve">Measure the range at 5.00 V.</w:t>
+      </w:r>
+      <w:r>
+        <w:t xml:space="preserve"> </w:t>
+      </w:r>
+      <w:r>
+        <w:t xml:space="preserve">Bring the coin slowly towards the coil at the full supply and record the greatest distance at which the alarm sounds. Distances inside that range may show no change of state during a sweep, which the protocol amendment of 15 October records as an outcome in its own right.</w:t>
       </w:r>
     </w:p>
     <w:p>
@@ -5688,7 +5860,7 @@
         <w:t xml:space="preserve"> </w:t>
       </w:r>
       <w:r>
-        <w:t xml:space="preserve">mm, it is 14.8 % at 10 mm, peaks at 17.1 % at 17.5 mm, and is 12.6 % at 40 mm. The budget is nearly flat across the measurement range. The board’s thickness (≈1.6 mm) makes</w:t>
+        <w:t xml:space="preserve">mm, it is 14.8 % at 10 mm, peaks at 17.1 % at 17.5 mm, and is 12.6 % at 40 mm. The budget is nearly flat across the measurement range. With spacers measured to 0.1 mm the coupling error falls to about 1.5 %, which is why calipered spacers matter more than a finer voltmeter. The board’s thickness (≈1.6 mm) makes</w:t>
       </w:r>
       <w:r>
         <w:t xml:space="preserve"> </w:t>
@@ -5959,7 +6131,25 @@
         <w:t xml:space="preserve"> </w:t>
       </w:r>
       <w:r>
-        <w:t xml:space="preserve">An unsmoothed eliminator carries AC ripple on its DC output; it is measured on the meter’s AC range at the module pins before the run.</w:t>
+        <w:t xml:space="preserve">An unsmoothed eliminator carries AC ripple on its DC output. It cannot be read on the DT830, whose lowest AC range is 200 V and will not resolve tens of millivolts; it is measured instead on the school oscilloscope at the module pins, with a capacitor of about 1000 µF across the module’s supply as mitigation.</w:t>
+      </w:r>
+    </w:p>
+    <w:p>
+      <w:pPr>
+        <w:pStyle w:val="BodyText"/>
+      </w:pPr>
+      <w:r>
+        <w:rPr>
+          <w:bCs/>
+          <w:b/>
+        </w:rPr>
+        <w:t xml:space="preserve">Load-dependent sag.</w:t>
+      </w:r>
+      <w:r>
+        <w:t xml:space="preserve"> </w:t>
+      </w:r>
+      <w:r>
+        <w:t xml:space="preserve">The series rheostat sets voltage by dropping it across a resistance, so the output moves with load current. Lifting the buzzer removes the ≈23 mA step that the alarm would otherwise draw at the moment of triggering, leaving the divider’s 0.2 mA, so the remaining current change — and the sag it causes — is small.</w:t>
       </w:r>
     </w:p>
     <w:bookmarkEnd w:id="34"/>
@@ -6153,7 +6343,54 @@
         <w:t xml:space="preserve"> </w:t>
       </w:r>
       <w:r>
-        <w:t xml:space="preserve">mm is the inscribed radius; results will also be reported with the equal-area radius of 19.7 mm to show how much the approximation matters.</w:t>
+        <w:t xml:space="preserve">mm is the inscribed radius of the mean square,</w:t>
+      </w:r>
+      <w:r>
+        <w:t xml:space="preserve"> </w:t>
+      </w:r>
+      <m:oMath>
+        <m:d>
+          <m:dPr>
+            <m:begChr m:val="("/>
+            <m:endChr m:val=")"/>
+            <m:sepChr m:val=""/>
+            <m:grow/>
+          </m:dPr>
+          <m:e>
+            <m:r>
+              <m:rPr>
+                <m:nor/>
+                <m:sty m:val="p"/>
+              </m:rPr>
+              <m:t>outer</m:t>
+            </m:r>
+            <m:r>
+              <m:rPr>
+                <m:sty m:val="p"/>
+              </m:rPr>
+              <m:t>+</m:t>
+            </m:r>
+            <m:r>
+              <m:rPr>
+                <m:nor/>
+                <m:sty m:val="p"/>
+              </m:rPr>
+              <m:t>inner</m:t>
+            </m:r>
+          </m:e>
+        </m:d>
+        <m:r>
+          <m:rPr>
+            <m:sty m:val="p"/>
+          </m:rPr>
+          <m:t>/</m:t>
+        </m:r>
+        <m:r>
+          <m:t>4</m:t>
+        </m:r>
+      </m:oMath>
+      <w:r>
+        <w:t xml:space="preserve">; results will also be reported with the equal-area radius of 19.7 mm to show how much the approximation matters.</w:t>
       </w:r>
     </w:p>
     <w:p>
@@ -6261,13 +6498,13 @@
           <w:bCs/>
           <w:b/>
         </w:rPr>
-        <w:t xml:space="preserve">Air, not soil.</w:t>
-      </w:r>
-      <w:r>
-        <w:t xml:space="preserve"> </w:t>
-      </w:r>
-      <w:r>
-        <w:t xml:space="preserve">Ground mineralisation is outside this study.</w:t>
+        <w:t xml:space="preserve">A modified board.</w:t>
+      </w:r>
+      <w:r>
+        <w:t xml:space="preserve"> </w:t>
+      </w:r>
+      <w:r>
+        <w:t xml:space="preserve">Results apply to the board as modified: buzzer lifted, with the divider taking the pull-down role. Whether the modification shifts the trigger voltage has not been established — the pilot compared with and without the buzzer but recorded only a summary, so no formal test exists. Twelve paired trials are planned before Block 1.</w:t>
       </w:r>
     </w:p>
     <w:p>
@@ -6283,6 +6520,28 @@
           <w:bCs/>
           <w:b/>
         </w:rPr>
+        <w:t xml:space="preserve">Air, not soil.</w:t>
+      </w:r>
+      <w:r>
+        <w:t xml:space="preserve"> </w:t>
+      </w:r>
+      <w:r>
+        <w:t xml:space="preserve">Ground mineralisation is outside this study.</w:t>
+      </w:r>
+    </w:p>
+    <w:p>
+      <w:pPr>
+        <w:numPr>
+          <w:ilvl w:val="0"/>
+          <w:numId w:val="1003"/>
+        </w:numPr>
+        <w:pStyle w:val="Compact"/>
+      </w:pPr>
+      <w:r>
+        <w:rPr>
+          <w:bCs/>
+          <w:b/>
+        </w:rPr>
         <w:t xml:space="preserve">One module, one target.</w:t>
       </w:r>
       <w:r>
@@ -6307,7 +6566,33 @@
         <w:pStyle w:val="FirstParagraph"/>
       </w:pPr>
       <w:r>
-        <w:t xml:space="preserve">Version 2 will report the measurements described in Section 5, analysed exactly as pre-registered, with all raw data in the repository. Further work: (i) a controlled test of R3’s role, by changing it only after the main data are complete and re-measuring</w:t>
+        <w:rPr>
+          <w:bCs/>
+          <w:b/>
+        </w:rPr>
+        <w:t xml:space="preserve">Pilot.</w:t>
+      </w:r>
+      <w:r>
+        <w:t xml:space="preserve"> </w:t>
+      </w:r>
+      <w:r>
+        <w:t xml:space="preserve">At 20 mm the alarm appeared at about 3.0 V as the supply fell, over twelve trials recorded only as a summary. The direction — alarm switching</w:t>
+      </w:r>
+      <w:r>
+        <w:t xml:space="preserve"> </w:t>
+      </w:r>
+      <w:r>
+        <w:rPr>
+          <w:iCs/>
+          <w:i/>
+        </w:rPr>
+        <w:t xml:space="preserve">on</w:t>
+      </w:r>
+      <w:r>
+        <w:t xml:space="preserve"> </w:t>
+      </w:r>
+      <w:r>
+        <w:t xml:space="preserve">as voltage falls — is the one H3 predicts and the opposite of a fixed threshold. It is not evidence until the no-target sweep establishes whether the module alarms on its own at that voltage, in which case the number is</w:t>
       </w:r>
       <w:r>
         <w:t xml:space="preserve"> </w:t>
@@ -6330,11 +6615,81 @@
         </m:sSup>
       </m:oMath>
       <w:r>
+        <w:t xml:space="preserve"> </w:t>
+      </w:r>
+      <w:r>
+        <w:t xml:space="preserve">and not a detection at all.</w:t>
+      </w:r>
+    </w:p>
+    <w:p>
+      <w:pPr>
+        <w:pStyle w:val="BodyText"/>
+      </w:pPr>
+      <w:r>
+        <w:t xml:space="preserve">Version 2 will report the measurements described in Section 5, analysed exactly as pre-registered, with all raw data in the repository. Further work: (i) a controlled test of R3’s role, by changing it only after the main data are complete and re-measuring</w:t>
+      </w:r>
+      <w:r>
+        <w:t xml:space="preserve"> </w:t>
+      </w:r>
+      <m:oMath>
+        <m:sSup>
+          <m:e>
+            <m:r>
+              <m:t>V</m:t>
+            </m:r>
+          </m:e>
+          <m:sup>
+            <m:r>
+              <m:rPr>
+                <m:sty m:val="p"/>
+              </m:rPr>
+              <m:t>*</m:t>
+            </m:r>
+          </m:sup>
+        </m:sSup>
+      </m:oMath>
+      <w:r>
         <w:t xml:space="preserve">; (ii) the transient supply sag when the rover’s motors accelerate, which this analysis predicts will momentarily change detection range; (iii) a supply-compensated alarm threshold in the rover’s firmware, so that sensitivity stays constant as the battery drains; (iv) repetition through soil.</w:t>
       </w:r>
     </w:p>
     <w:bookmarkEnd w:id="40"/>
-    <w:bookmarkStart w:id="41" w:name="references"/>
+    <w:bookmarkStart w:id="41" w:name="acknowledgement"/>
+    <w:p>
+      <w:pPr>
+        <w:pStyle w:val="Heading1"/>
+      </w:pPr>
+      <w:r>
+        <w:t xml:space="preserve">Acknowledgement</w:t>
+      </w:r>
+    </w:p>
+    <w:p>
+      <w:pPr>
+        <w:pStyle w:val="FirstParagraph"/>
+      </w:pPr>
+      <w:r>
+        <w:t xml:space="preserve">An AI assistant was used for repository scaffolding, the plotting and fitting</w:t>
+      </w:r>
+      <w:r>
+        <w:t xml:space="preserve"> </w:t>
+      </w:r>
+      <w:r>
+        <w:t xml:space="preserve">script, typesetting, and as a check on my algebra. The derivation, the</w:t>
+      </w:r>
+      <w:r>
+        <w:t xml:space="preserve"> </w:t>
+      </w:r>
+      <w:r>
+        <w:t xml:space="preserve">predictions and the discussion are my own work and my own wording. No data was</w:t>
+      </w:r>
+      <w:r>
+        <w:t xml:space="preserve"> </w:t>
+      </w:r>
+      <w:r>
+        <w:t xml:space="preserve">generated, estimated or completed by it at any point.</w:t>
+      </w:r>
+    </w:p>
+    <w:bookmarkEnd w:id="41"/>
+    <w:bookmarkStart w:id="42" w:name="references"/>
     <w:p>
       <w:pPr>
         <w:pStyle w:val="Heading1"/>
@@ -6485,35 +6840,10 @@
         <w:pStyle w:val="Compact"/>
       </w:pPr>
       <w:r>
-        <w:t xml:space="preserve">A. Winfield,</w:t>
-      </w:r>
-      <w:r>
-        <w:t xml:space="preserve"> </w:t>
-      </w:r>
-      <w:r>
-        <w:rPr>
-          <w:iCs/>
-          <w:i/>
-        </w:rPr>
-        <w:t xml:space="preserve">Robotics: A Very Short Introduction</w:t>
-      </w:r>
-      <w:r>
-        <w:t xml:space="preserve">, Oxford University Press.</w:t>
-      </w:r>
-    </w:p>
-    <w:p>
-      <w:pPr>
-        <w:numPr>
-          <w:ilvl w:val="0"/>
-          <w:numId w:val="1004"/>
-        </w:numPr>
-        <w:pStyle w:val="Compact"/>
-      </w:pPr>
-      <w:r>
         <w:t xml:space="preserve">K. N. Khanwani, MineRoverX repository, github.com/Kunz5/mine-rover-x.</w:t>
       </w:r>
     </w:p>
-    <w:bookmarkEnd w:id="41"/>
+    <w:bookmarkEnd w:id="42"/>
     <w:sectPr/>
   </w:body>
 </w:document>
